--- a/VI sem/PPO/lab06/lab06.docx
+++ b/VI sem/PPO/lab06/lab06.docx
@@ -602,7 +602,41 @@
           <w:szCs w:val="28"/>
           <w:lang w:val="en-US"/>
         </w:rPr>
-        <w:t>MS SQL Server</w:t>
+        <w:t>MS</w:t>
+      </w:r>
+      <w:r>
+        <w:rPr>
+          <w:rFonts w:ascii="Times New Roman" w:hAnsi="Times New Roman" w:cs="Times New Roman"/>
+          <w:sz w:val="28"/>
+          <w:szCs w:val="28"/>
+        </w:rPr>
+        <w:t xml:space="preserve"> </w:t>
+      </w:r>
+      <w:r>
+        <w:rPr>
+          <w:rFonts w:ascii="Times New Roman" w:hAnsi="Times New Roman" w:cs="Times New Roman"/>
+          <w:sz w:val="28"/>
+          <w:szCs w:val="28"/>
+          <w:lang w:val="en-US"/>
+        </w:rPr>
+        <w:t>SQL</w:t>
+      </w:r>
+      <w:r>
+        <w:rPr>
+          <w:rFonts w:ascii="Times New Roman" w:hAnsi="Times New Roman" w:cs="Times New Roman"/>
+          <w:sz w:val="28"/>
+          <w:szCs w:val="28"/>
+        </w:rPr>
+        <w:t xml:space="preserve"> </w:t>
+      </w:r>
+      <w:r>
+        <w:rPr>
+          <w:rFonts w:ascii="Times New Roman" w:hAnsi="Times New Roman" w:cs="Times New Roman"/>
+          <w:sz w:val="28"/>
+          <w:szCs w:val="28"/>
+          <w:lang w:val="en-US"/>
+        </w:rPr>
+        <w:t>Server</w:t>
       </w:r>
       <w:r>
         <w:rPr>
@@ -810,6 +844,7 @@
           <w:szCs w:val="28"/>
           <w:lang w:eastAsia="ru-RU"/>
         </w:rPr>
+        <w:lastRenderedPageBreak/>
         <w:t>3</w:t>
       </w:r>
       <w:r>
@@ -998,7 +1033,6 @@
           <w:szCs w:val="28"/>
           <w:shd w:val="clear" w:color="auto" w:fill="FFFFFF"/>
         </w:rPr>
-        <w:lastRenderedPageBreak/>
         <w:t>Список компонентов подсистемы:</w:t>
       </w:r>
     </w:p>
@@ -1095,6 +1129,7 @@
           <w:szCs w:val="28"/>
           <w:shd w:val="clear" w:color="auto" w:fill="FFFFFF"/>
         </w:rPr>
+        <w:lastRenderedPageBreak/>
         <w:t>Компонент «API (</w:t>
       </w:r>
       <w:proofErr w:type="spellStart"/>
@@ -1931,7 +1966,6 @@
           <w:szCs w:val="28"/>
           <w:lang w:eastAsia="ru-RU"/>
         </w:rPr>
-        <w:lastRenderedPageBreak/>
         <w:t>Список ссылок</w:t>
       </w:r>
     </w:p>
@@ -2032,6 +2066,7 @@
           <w:szCs w:val="28"/>
           <w:lang w:eastAsia="ru-RU"/>
         </w:rPr>
+        <w:lastRenderedPageBreak/>
         <w:t>Гома, Х. UML. Проектирование систем реального времени, параллельных и распределенных приложений / Х. Гома. — М.: ДМК Пресс, 2011. — 704 с.</w:t>
       </w:r>
     </w:p>
@@ -9395,6 +9430,7 @@
   <w:style w:type="character" w:default="1" w:styleId="a0">
     <w:name w:val="Default Paragraph Font"/>
     <w:uiPriority w:val="1"/>
+    <w:semiHidden/>
     <w:unhideWhenUsed/>
   </w:style>
   <w:style w:type="table" w:default="1" w:styleId="a1">
